--- a/deliverables/Uputstvo_AV-HuBERT.docx
+++ b/deliverables/Uputstvo_AV-HuBERT.docx
@@ -151,7 +151,7 @@
         <w:spacing w:after="60"/>
       </w:pPr>
       <w:r>
-        <w:t xml:space="preserve">fairseq (podmodul) commit: </w:t>
+        <w:t xml:space="preserve">fairseq (vendovan) commit: </w:t>
       </w:r>
       <w:r>
         <w:rPr>
@@ -167,7 +167,7 @@
         <w:spacing w:after="120"/>
       </w:pPr>
       <w:r>
-        <w:t xml:space="preserve">fairseq je uključen kao git podmodul (submodule) unutar av_hubert repozitorijuma, zaključan na tačno određenu verziju iz juna 2021. AV-HuBERT nije samostalan program nego proširenje fairseq radnog okvira: autori su dodali model, ciljnu funkciju, klasu skupa podataka i «task», a fairseq obezbeđuje petlju obuke, rad sa više GPU-a, učitavanje podataka, optimizatore i čuvanje checkpoint-a.</w:t>
+        <w:t xml:space="preserve">fairseq je zaključan na tačno određenu verziju iz juna 2021. AV-HuBERT nije samostalan program nego proširenje fairseq radnog okvira: autori su dodali model, ciljnu funkciju, klasu skupa podataka i «task», a fairseq obezbeđuje petlju obuke, rad sa više GPU-a, učitavanje podataka, optimizatore i čuvanje checkpoint-a.</w:t>
       </w:r>
     </w:p>
     <w:p>
@@ -183,7 +183,7 @@
         <w:spacing w:after="120"/>
       </w:pPr>
       <w:r>
-        <w:t xml:space="preserve">AV-HuBERT zavisi od stare verzije fairseq-a, pa su verzije biblioteka osetljive. Koristi se conda okruženje sa Python 3.9.</w:t>
+        <w:t xml:space="preserve">AV-HuBERT zavisi od stare verzije fairseq-a, pa su verzije biblioteka osetljive. Koristi se conda okruženje sa Python 3.9. Sve zavisnosti su zaključane u env/requirements.txt (CUDA) odnosno env/requirements_mac.txt (macOS/CPU), a skripta infra/setup_env.sh automatizuje ceo postupak.</w:t>
       </w:r>
     </w:p>
     <w:p>
@@ -205,91 +205,63 @@
           <w:sz w:val="18"/>
           <w:szCs w:val="18"/>
         </w:rPr>
-        <w:t xml:space="preserve">conda create -n avhubert --override-channels -c conda-forge python=3.9 -y</w:t>
-      </w:r>
-    </w:p>
-    <w:p>
-      <w:pPr>
-        <w:shd w:fill="F2F2F2" w:val="clear"/>
-        <w:spacing w:after="0"/>
-      </w:pPr>
-      <w:r>
-        <w:rPr>
-          <w:rFonts w:ascii="Consolas" w:cs="Consolas" w:eastAsia="Consolas" w:hAnsi="Consolas"/>
-          <w:sz w:val="18"/>
-          <w:szCs w:val="18"/>
-        </w:rPr>
-        <w:t xml:space="preserve">conda activate avhubert</w:t>
-      </w:r>
-    </w:p>
-    <w:p>
-      <w:pPr>
-        <w:shd w:fill="F2F2F2" w:val="clear"/>
-        <w:spacing w:after="0"/>
-      </w:pPr>
-      <w:r>
-        <w:rPr>
-          <w:rFonts w:ascii="Consolas" w:cs="Consolas" w:eastAsia="Consolas" w:hAnsi="Consolas"/>
-          <w:sz w:val="18"/>
-          <w:szCs w:val="18"/>
-        </w:rPr>
-        <w:t xml:space="preserve"># PyTorch 1.13.1 (na Linux/CUDA mašini: +cu117 build):</w:t>
-      </w:r>
-    </w:p>
-    <w:p>
-      <w:pPr>
-        <w:shd w:fill="F2F2F2" w:val="clear"/>
-        <w:spacing w:after="0"/>
-      </w:pPr>
-      <w:r>
-        <w:rPr>
-          <w:rFonts w:ascii="Consolas" w:cs="Consolas" w:eastAsia="Consolas" w:hAnsi="Consolas"/>
-          <w:sz w:val="18"/>
-          <w:szCs w:val="18"/>
-        </w:rPr>
-        <w:t xml:space="preserve">pip install numpy==1.23.5 torch==1.13.1 torchaudio==0.13.1 torchvision==0.14.1</w:t>
-      </w:r>
-    </w:p>
-    <w:p>
-      <w:pPr>
-        <w:shd w:fill="F2F2F2" w:val="clear"/>
-        <w:spacing w:after="0"/>
-      </w:pPr>
-      <w:r>
-        <w:rPr>
-          <w:rFonts w:ascii="Consolas" w:cs="Consolas" w:eastAsia="Consolas" w:hAnsi="Consolas"/>
-          <w:sz w:val="18"/>
-          <w:szCs w:val="18"/>
-        </w:rPr>
-        <w:t xml:space="preserve"># ostale zavisnosti:</w:t>
-      </w:r>
-    </w:p>
-    <w:p>
-      <w:pPr>
-        <w:shd w:fill="F2F2F2" w:val="clear"/>
-        <w:spacing w:after="0"/>
-      </w:pPr>
-      <w:r>
-        <w:rPr>
-          <w:rFonts w:ascii="Consolas" w:cs="Consolas" w:eastAsia="Consolas" w:hAnsi="Consolas"/>
-          <w:sz w:val="18"/>
-          <w:szCs w:val="18"/>
-        </w:rPr>
-        <w:t xml:space="preserve">pip install opencv-python==4.9.0.80 sentencepiece editdistance \</w:t>
-      </w:r>
-    </w:p>
-    <w:p>
-      <w:pPr>
-        <w:shd w:fill="F2F2F2" w:val="clear"/>
-        <w:spacing w:after="0"/>
-      </w:pPr>
-      <w:r>
-        <w:rPr>
-          <w:rFonts w:ascii="Consolas" w:cs="Consolas" w:eastAsia="Consolas" w:hAnsi="Consolas"/>
-          <w:sz w:val="18"/>
-          <w:szCs w:val="18"/>
-        </w:rPr>
-        <w:t xml:space="preserve">    scikit-image==0.19.3 python_speech_features pydub tqdm 'Cython&lt;3' 'setuptools&lt;70'</w:t>
+        <w:t xml:space="preserve"># jednom komandom (na CUDA GPU mašini):</w:t>
+      </w:r>
+    </w:p>
+    <w:p>
+      <w:pPr>
+        <w:shd w:fill="F2F2F2" w:val="clear"/>
+        <w:spacing w:after="0"/>
+      </w:pPr>
+      <w:r>
+        <w:rPr>
+          <w:rFonts w:ascii="Consolas" w:cs="Consolas" w:eastAsia="Consolas" w:hAnsi="Consolas"/>
+          <w:sz w:val="18"/>
+          <w:szCs w:val="18"/>
+        </w:rPr>
+        <w:t xml:space="preserve">bash workspace/scripts/infra/setup_env.sh .</w:t>
+      </w:r>
+    </w:p>
+    <w:p>
+      <w:pPr>
+        <w:shd w:fill="F2F2F2" w:val="clear"/>
+        <w:spacing w:after="0"/>
+      </w:pPr>
+      <w:r>
+        <w:rPr>
+          <w:rFonts w:ascii="Consolas" w:cs="Consolas" w:eastAsia="Consolas" w:hAnsi="Consolas"/>
+          <w:sz w:val="18"/>
+          <w:szCs w:val="18"/>
+        </w:rPr>
+        <w:t xml:space="preserve"> </w:t>
+      </w:r>
+    </w:p>
+    <w:p>
+      <w:pPr>
+        <w:shd w:fill="F2F2F2" w:val="clear"/>
+        <w:spacing w:after="0"/>
+      </w:pPr>
+      <w:r>
+        <w:rPr>
+          <w:rFonts w:ascii="Consolas" w:cs="Consolas" w:eastAsia="Consolas" w:hAnsi="Consolas"/>
+          <w:sz w:val="18"/>
+          <w:szCs w:val="18"/>
+        </w:rPr>
+        <w:t xml:space="preserve"># ili ručno:</w:t>
+      </w:r>
+    </w:p>
+    <w:p>
+      <w:pPr>
+        <w:shd w:fill="F2F2F2" w:val="clear"/>
+        <w:spacing w:after="0"/>
+      </w:pPr>
+      <w:r>
+        <w:rPr>
+          <w:rFonts w:ascii="Consolas" w:cs="Consolas" w:eastAsia="Consolas" w:hAnsi="Consolas"/>
+          <w:sz w:val="18"/>
+          <w:szCs w:val="18"/>
+        </w:rPr>
+        <w:t xml:space="preserve">conda create -n avhubert -c conda-forge python=3.9 -y &amp;&amp; conda activate avhubert</w:t>
       </w:r>
     </w:p>
     <w:p>
@@ -303,7 +275,7 @@
           <w:sz w:val="18"/>
           <w:szCs w:val="18"/>
         </w:rPr>
-        <w:t xml:space="preserve">pip install dlib scikit-video pyarrow   # za pretprocesiranje</w:t>
+        <w:t xml:space="preserve">pip install -r env/requirements.txt --extra-index-url https://download.pytorch.org/whl/cu117</w:t>
       </w:r>
     </w:p>
     <w:p>
@@ -396,7 +368,65 @@
         <w:t xml:space="preserve">Napomena o GPU-u: </w:t>
       </w:r>
       <w:r>
-        <w:t xml:space="preserve">torch 1.13.1 (CUDA 11.7) radi na modernim GPU-ovima (npr. RTX A6000, sm_86) jer su NVIDIA drajveri unazad kompatibilni. Ovo je provereno pokretanjem stvarne operacije na GPU-u tokom postavljanja.</w:t>
+        <w:t xml:space="preserve">torch 1.13.1 (CUDA 11.7) radi na modernim GPU-ovima (npr. NVIDIA A40, sm_86) jer su NVIDIA drajveri unazad kompatibilni. Ovo je provereno pokretanjem stvarne operacije na GPU-u tokom postavljanja.</w:t>
+      </w:r>
+    </w:p>
+    <w:p>
+      <w:pPr>
+        <w:pStyle w:val="Heading2"/>
+      </w:pPr>
+      <w:r>
+        <w:t xml:space="preserve">2.3 Kloniranje i naša modifikacija</w:t>
+      </w:r>
+    </w:p>
+    <w:p>
+      <w:pPr>
+        <w:spacing w:after="120"/>
+      </w:pPr>
+      <w:r>
+        <w:t xml:space="preserve">av_hubert (i njegova fairseq zavisnost) su vendovani u repozitorijumu — kod je direktno komitovan (commit 258fb50 / afc77bd), uz našu LoRA izmenu u hubert_asr.py. Nema podmodula ni zakrpe; sve je odmah dostupno posle kloniranja:</w:t>
+      </w:r>
+    </w:p>
+    <w:p>
+      <w:pPr>
+        <w:shd w:fill="F2F2F2" w:val="clear"/>
+        <w:spacing w:after="0"/>
+      </w:pPr>
+      <w:r>
+        <w:rPr>
+          <w:rFonts w:ascii="Consolas" w:cs="Consolas" w:eastAsia="Consolas" w:hAnsi="Consolas"/>
+          <w:sz w:val="18"/>
+          <w:szCs w:val="18"/>
+        </w:rPr>
+        <w:t xml:space="preserve">git clone &lt;URL_repozitorijuma&gt;</w:t>
+      </w:r>
+    </w:p>
+    <w:p>
+      <w:pPr>
+        <w:shd w:fill="F2F2F2" w:val="clear"/>
+        <w:spacing w:after="0"/>
+      </w:pPr>
+      <w:r>
+        <w:rPr>
+          <w:rFonts w:ascii="Consolas" w:cs="Consolas" w:eastAsia="Consolas" w:hAnsi="Consolas"/>
+          <w:sz w:val="18"/>
+          <w:szCs w:val="18"/>
+        </w:rPr>
+        <w:t xml:space="preserve">cd av-hubert-ai-speak</w:t>
+      </w:r>
+    </w:p>
+    <w:p>
+      <w:pPr>
+        <w:shd w:fill="F2F2F2" w:val="clear"/>
+        <w:spacing w:after="120"/>
+      </w:pPr>
+      <w:r>
+        <w:rPr>
+          <w:rFonts w:ascii="Consolas" w:cs="Consolas" w:eastAsia="Consolas" w:hAnsi="Consolas"/>
+          <w:sz w:val="18"/>
+          <w:szCs w:val="18"/>
+        </w:rPr>
+        <w:t xml:space="preserve"># av_hubert je vendovan (uklj. LoRA izmenu) — nema dodatnih koraka</w:t>
       </w:r>
     </w:p>
     <w:p>
@@ -412,7 +442,23 @@
         <w:spacing w:after="120"/>
       </w:pPr>
       <w:r>
-        <w:t xml:space="preserve">Model ne čita sirov video direktno. Sirovi LRS3 klipovi (mp4 sa licem + .txt transkript) se pretvaraju u format koji AV-HuBERT očekuje. Koraci (skripta preprocess_lrs3_subset.sh ih objedinjuje):</w:t>
+        <w:t xml:space="preserve">Model ne čita sirov video direktno. Skripte su grupisane po fazi u workspace/scripts/: lrs3/ (LRS3), aispeak/ (srpski), common/ (zajedničko), infra/ (okruženje + sinhronizacija).</w:t>
+      </w:r>
+    </w:p>
+    <w:p>
+      <w:pPr>
+        <w:pStyle w:val="Heading2"/>
+      </w:pPr>
+      <w:r>
+        <w:t xml:space="preserve">3.1 LRS3 (engleski)</w:t>
+      </w:r>
+    </w:p>
+    <w:p>
+      <w:pPr>
+        <w:spacing w:after="120"/>
+      </w:pPr>
+      <w:r>
+        <w:t xml:space="preserve">Sirovi LRS3 klipovi (mp4 sa licem + .txt) pretvaraju se skriptom lrs3/preprocess.sh, koja objedinjuje:</w:t>
       </w:r>
     </w:p>
     <w:p>
@@ -425,7 +471,7 @@
         <w:spacing w:after="60"/>
       </w:pPr>
       <w:r>
-        <w:t xml:space="preserve">Izbor podskupa i pravljenje file.list / label.list (lrs3_make_subset.py).</w:t>
+        <w:t xml:space="preserve">Izbor podskupa i pravljenje file.list / label.list (lrs3/make_subset.py).</w:t>
       </w:r>
     </w:p>
     <w:p>
@@ -477,7 +523,7 @@
         <w:spacing w:after="60"/>
       </w:pPr>
       <w:r>
-        <w:t xml:space="preserve">Test skup LRS3 je u parquet formatu (već isečeni ROI 96×96) — konvertuje se skriptom lrs3_test_from_parquet.py.</w:t>
+        <w:t xml:space="preserve">Test skup LRS3 je u parquet formatu (već isečeni ROI) — konvertuje se skriptom lrs3/test_from_parquet.py.</w:t>
       </w:r>
     </w:p>
     <w:p>
@@ -490,7 +536,83 @@
         <w:spacing w:after="60"/>
       </w:pPr>
       <w:r>
-        <w:t xml:space="preserve">Pravljenje manifesta i rečnika (lrs3_build_manifest.py): {train,valid,test}.tsv, {train,valid,test}.wrd, dict.wrd.txt i SentencePiece model.</w:t>
+        <w:t xml:space="preserve">Pravljenje manifesta i rečnika (lrs3/build_manifest.py): {train,valid,test}.tsv/.wrd, dict.wrd.txt i SentencePiece model.</w:t>
+      </w:r>
+    </w:p>
+    <w:p>
+      <w:pPr>
+        <w:pStyle w:val="Heading2"/>
+      </w:pPr>
+      <w:r>
+        <w:t xml:space="preserve">3.2 AI-SPEAK (srpski)</w:t>
+      </w:r>
+    </w:p>
+    <w:p>
+      <w:pPr>
+        <w:spacing w:after="120"/>
+      </w:pPr>
+      <w:r>
+        <w:t xml:space="preserve">AI-SPEAK video je već anonimizovan (lice pikselizovano, ostatak crn), pa dlib detekcija otkazuje. Skripta aispeak/preprocess.sh koristi drugačiji tok (aispeak/prepare.py + aispeak/build_manifest.py):</w:t>
+      </w:r>
+    </w:p>
+    <w:p>
+      <w:pPr>
+        <w:pStyle w:val="ListParagraph"/>
+        <w:numPr>
+          <w:ilvl w:val="0"/>
+          <w:numId w:val="3"/>
+        </w:numPr>
+        <w:spacing w:after="60"/>
+      </w:pPr>
+      <w:r>
+        <w:t xml:space="preserve">Čitanje po-govorničkih Excel metapodataka i filtriranje na srpski jezik.</w:t>
+      </w:r>
+    </w:p>
+    <w:p>
+      <w:pPr>
+        <w:pStyle w:val="ListParagraph"/>
+        <w:numPr>
+          <w:ilvl w:val="0"/>
+          <w:numId w:val="3"/>
+        </w:numPr>
+        <w:spacing w:after="60"/>
+      </w:pPr>
+      <w:r>
+        <w:t xml:space="preserve">Isecanje ROI usana heuristikom graničnog okvira sadržaja (ne-crni region → kvadrat centriran na usta → 96×96 sivih tonova); dlib se NE koristi.</w:t>
+      </w:r>
+    </w:p>
+    <w:p>
+      <w:pPr>
+        <w:pStyle w:val="ListParagraph"/>
+        <w:numPr>
+          <w:ilvl w:val="0"/>
+          <w:numId w:val="3"/>
+        </w:numPr>
+        <w:spacing w:after="60"/>
+      </w:pPr>
+      <w:r>
+        <w:t xml:space="preserve">Sečenje na govorni deo pomoću .align poravnanja; resemplovanje videa na 25 fps i audia na 16 kHz.</w:t>
+      </w:r>
+    </w:p>
+    <w:p>
+      <w:pPr>
+        <w:pStyle w:val="ListParagraph"/>
+        <w:numPr>
+          <w:ilvl w:val="0"/>
+          <w:numId w:val="3"/>
+        </w:numPr>
+        <w:spacing w:after="60"/>
+      </w:pPr>
+      <w:r>
+        <w:t xml:space="preserve">Podela disjunktna po govornicima; novi srpski SentencePiece vokabular (500).</w:t>
+      </w:r>
+    </w:p>
+    <w:p>
+      <w:pPr>
+        <w:spacing w:after="120"/>
+      </w:pPr>
+      <w:r>
+        <w:t xml:space="preserve">Izbor metode isecanja (heuristika umesto dlib-a) validiran je vizuelno na svih 30 govornika (aispeak/validate_crops.py).</w:t>
       </w:r>
     </w:p>
     <w:p>
@@ -519,7 +641,7 @@
           <w:sz w:val="18"/>
           <w:szCs w:val="18"/>
         </w:rPr>
-        <w:t xml:space="preserve">&lt;id&gt;  &lt;apsolutna_putanja_video.mp4&gt;  &lt;apsolutna_putanja_audio.wav&gt;  &lt;br_video_kadrova&gt;  &lt;br_audio_uzoraka&gt;</w:t>
+        <w:t xml:space="preserve">&lt;id&gt;  &lt;putanja_video.mp4&gt;  &lt;putanja_audio.wav&gt;  &lt;br_video_kadrova&gt;  &lt;br_audio_uzoraka&gt;</w:t>
       </w:r>
     </w:p>
     <w:p>
@@ -534,7 +656,7 @@
         <w:t xml:space="preserve">Format .wrd: </w:t>
       </w:r>
       <w:r>
-        <w:t xml:space="preserve">transkript (mala slova) po redu, poravnat sa .tsv. dict.wrd.txt je fairseq rečnik napravljen iz SentencePiece modela.</w:t>
+        <w:t xml:space="preserve">transkript (mala slova!) po redu, poravnat sa .tsv. Mala slova su obavezna jer label procesor u AV-HuBERT-u poziva .lower() pre tokenizacije. dict.wrd.txt je fairseq rečnik iz SentencePiece modela.</w:t>
       </w:r>
     </w:p>
     <w:p>
@@ -555,10 +677,74 @@
     </w:p>
     <w:p>
       <w:pPr>
+        <w:spacing w:after="120"/>
+      </w:pPr>
+      <w:r>
+        <w:t xml:space="preserve">Radi jednostavnosti, skripta common/run_finetune.sh objedinjuje poziv (bira konfiguraciju prema prvom argumentu i popunjava putanje). Ekvivalentna direktna komanda data je ispod.</w:t>
+      </w:r>
+    </w:p>
+    <w:p>
+      <w:pPr>
         <w:pStyle w:val="Heading2"/>
       </w:pPr>
       <w:r>
-        <w:t xml:space="preserve">4.1 Puni fine-tuning (dekoder + enkoder)</w:t>
+        <w:t xml:space="preserve">4.1 LRS3 fine-tuning</w:t>
+      </w:r>
+    </w:p>
+    <w:p>
+      <w:pPr>
+        <w:shd w:fill="F2F2F2" w:val="clear"/>
+        <w:spacing w:after="0"/>
+      </w:pPr>
+      <w:r>
+        <w:rPr>
+          <w:rFonts w:ascii="Consolas" w:cs="Consolas" w:eastAsia="Consolas" w:hAnsi="Consolas"/>
+          <w:sz w:val="18"/>
+          <w:szCs w:val="18"/>
+        </w:rPr>
+        <w:t xml:space="preserve"># preko skripte (varijanta 'lora' -&gt; LoRA, 'full' -&gt; puni fine-tuning):</w:t>
+      </w:r>
+    </w:p>
+    <w:p>
+      <w:pPr>
+        <w:shd w:fill="F2F2F2" w:val="clear"/>
+        <w:spacing w:after="0"/>
+      </w:pPr>
+      <w:r>
+        <w:rPr>
+          <w:rFonts w:ascii="Consolas" w:cs="Consolas" w:eastAsia="Consolas" w:hAnsi="Consolas"/>
+          <w:sz w:val="18"/>
+          <w:szCs w:val="18"/>
+        </w:rPr>
+        <w:t xml:space="preserve">DATA=... CKPT=... EXP=... bash workspace/scripts/common/run_finetune.sh lora</w:t>
+      </w:r>
+    </w:p>
+    <w:p>
+      <w:pPr>
+        <w:shd w:fill="F2F2F2" w:val="clear"/>
+        <w:spacing w:after="0"/>
+      </w:pPr>
+      <w:r>
+        <w:rPr>
+          <w:rFonts w:ascii="Consolas" w:cs="Consolas" w:eastAsia="Consolas" w:hAnsi="Consolas"/>
+          <w:sz w:val="18"/>
+          <w:szCs w:val="18"/>
+        </w:rPr>
+        <w:t xml:space="preserve"> </w:t>
+      </w:r>
+    </w:p>
+    <w:p>
+      <w:pPr>
+        <w:shd w:fill="F2F2F2" w:val="clear"/>
+        <w:spacing w:after="0"/>
+      </w:pPr>
+      <w:r>
+        <w:rPr>
+          <w:rFonts w:ascii="Consolas" w:cs="Consolas" w:eastAsia="Consolas" w:hAnsi="Consolas"/>
+          <w:sz w:val="18"/>
+          <w:szCs w:val="18"/>
+        </w:rPr>
+        <w:t xml:space="preserve"># ekvivalentna direktna komanda:</w:t>
       </w:r>
     </w:p>
     <w:p>
@@ -586,7 +772,7 @@
           <w:sz w:val="18"/>
           <w:szCs w:val="18"/>
         </w:rPr>
-        <w:t xml:space="preserve">fairseq-hydra-train --config-dir workspace/configs --config-name lrs2_base_vsr_runpod \</w:t>
+        <w:t xml:space="preserve">fairseq-hydra-train --config-dir workspace/configs --config-name lrs3_base_vsr_lora \</w:t>
       </w:r>
     </w:p>
     <w:p>
@@ -620,48 +806,6 @@
     <w:p>
       <w:pPr>
         <w:shd w:fill="F2F2F2" w:val="clear"/>
-        <w:spacing w:after="0"/>
-      </w:pPr>
-      <w:r>
-        <w:rPr>
-          <w:rFonts w:ascii="Consolas" w:cs="Consolas" w:eastAsia="Consolas" w:hAnsi="Consolas"/>
-          <w:sz w:val="18"/>
-          <w:szCs w:val="18"/>
-        </w:rPr>
-        <w:t xml:space="preserve">  model.w2v_path=$CKPT \</w:t>
-      </w:r>
-    </w:p>
-    <w:p>
-      <w:pPr>
-        <w:shd w:fill="F2F2F2" w:val="clear"/>
-        <w:spacing w:after="0"/>
-      </w:pPr>
-      <w:r>
-        <w:rPr>
-          <w:rFonts w:ascii="Consolas" w:cs="Consolas" w:eastAsia="Consolas" w:hAnsi="Consolas"/>
-          <w:sz w:val="18"/>
-          <w:szCs w:val="18"/>
-        </w:rPr>
-        <w:t xml:space="preserve">  common.user_dir=$(pwd) \</w:t>
-      </w:r>
-    </w:p>
-    <w:p>
-      <w:pPr>
-        <w:shd w:fill="F2F2F2" w:val="clear"/>
-        <w:spacing w:after="0"/>
-      </w:pPr>
-      <w:r>
-        <w:rPr>
-          <w:rFonts w:ascii="Consolas" w:cs="Consolas" w:eastAsia="Consolas" w:hAnsi="Consolas"/>
-          <w:sz w:val="18"/>
-          <w:szCs w:val="18"/>
-        </w:rPr>
-        <w:t xml:space="preserve">  optimization.max_update=3000 model.freeze_finetune_updates=2000 \</w:t>
-      </w:r>
-    </w:p>
-    <w:p>
-      <w:pPr>
-        <w:shd w:fill="F2F2F2" w:val="clear"/>
         <w:spacing w:after="120"/>
       </w:pPr>
       <w:r>
@@ -670,7 +814,7 @@
           <w:sz w:val="18"/>
           <w:szCs w:val="18"/>
         </w:rPr>
-        <w:t xml:space="preserve">  hydra.run.dir=$EXP</w:t>
+        <w:t xml:space="preserve">  model.w2v_path=$CKPT common.user_dir=$(pwd) hydra.run.dir=$EXP</w:t>
       </w:r>
     </w:p>
     <w:p>
@@ -685,17 +829,17 @@
         <w:t xml:space="preserve">model.w2v_path</w:t>
       </w:r>
       <w:r>
-        <w:t xml:space="preserve"> pokazuje na pretrenirani checkpoint (base_vox_iter5.pt, LRS3+VoxCeleb2). </w:t>
+        <w:t xml:space="preserve"> pokazuje na pretrenirani checkpoint (base_vox_iter5.pt). Kod punog fine-tuninga </w:t>
       </w:r>
       <w:r>
         <w:rPr>
           <w:b/>
           <w:bCs/>
         </w:rPr>
-        <w:t xml:space="preserve">freeze_finetune_updates=2000</w:t>
-      </w:r>
-      <w:r>
-        <w:t xml:space="preserve"> znači da je enkoder zamrznut prvih 2000 koraka (obučava se samo dekoder), a nakon toga se odmrzava i obučavaju se i enkoder i dekoder.</w:t>
+        <w:t xml:space="preserve">freeze_finetune_updates</w:t>
+      </w:r>
+      <w:r>
+        <w:t xml:space="preserve"> drži enkoder zamrznut prvih N koraka (obučava se samo dekoder), pa se odmrzava.</w:t>
       </w:r>
     </w:p>
     <w:p>
@@ -703,7 +847,7 @@
         <w:pStyle w:val="Heading2"/>
       </w:pPr>
       <w:r>
-        <w:t xml:space="preserve">4.2 LoRA fine-tuning (parametarski efikasno)</w:t>
+        <w:t xml:space="preserve">4.2 AI-SPEAK (srpski) fine-tuning — LoRA</w:t>
       </w:r>
     </w:p>
     <w:p>
@@ -711,105 +855,63 @@
         <w:spacing w:after="120"/>
       </w:pPr>
       <w:r>
-        <w:t xml:space="preserve">LoRA (Low-Rank Adaptation) zamrzava ceo pretrenirani model i obučava samo male niskorangovane matrice ubačene u linearne slojeve. Naša implementacija je konfiguraciona (bez izmene komandi):</w:t>
-      </w:r>
-    </w:p>
-    <w:p>
-      <w:pPr>
-        <w:shd w:fill="F2F2F2" w:val="clear"/>
-        <w:spacing w:after="0"/>
-      </w:pPr>
-      <w:r>
-        <w:rPr>
-          <w:rFonts w:ascii="Consolas" w:cs="Consolas" w:eastAsia="Consolas" w:hAnsi="Consolas"/>
-          <w:sz w:val="18"/>
-          <w:szCs w:val="18"/>
-        </w:rPr>
-        <w:t xml:space="preserve">fairseq-hydra-train --config-dir workspace/configs --config-name lrs3_base_vsr_lora \</w:t>
-      </w:r>
-    </w:p>
-    <w:p>
-      <w:pPr>
-        <w:shd w:fill="F2F2F2" w:val="clear"/>
-        <w:spacing w:after="0"/>
-      </w:pPr>
-      <w:r>
-        <w:rPr>
-          <w:rFonts w:ascii="Consolas" w:cs="Consolas" w:eastAsia="Consolas" w:hAnsi="Consolas"/>
-          <w:sz w:val="18"/>
-          <w:szCs w:val="18"/>
-        </w:rPr>
-        <w:t xml:space="preserve">  task.data=$DATA task.label_dir=$DATA \</w:t>
-      </w:r>
-    </w:p>
-    <w:p>
-      <w:pPr>
-        <w:shd w:fill="F2F2F2" w:val="clear"/>
-        <w:spacing w:after="0"/>
-      </w:pPr>
-      <w:r>
-        <w:rPr>
-          <w:rFonts w:ascii="Consolas" w:cs="Consolas" w:eastAsia="Consolas" w:hAnsi="Consolas"/>
-          <w:sz w:val="18"/>
-          <w:szCs w:val="18"/>
-        </w:rPr>
-        <w:t xml:space="preserve">  task.tokenizer_bpe_model=$DATA/spm_unigram1000.model \</w:t>
-      </w:r>
-    </w:p>
-    <w:p>
-      <w:pPr>
-        <w:shd w:fill="F2F2F2" w:val="clear"/>
-        <w:spacing w:after="0"/>
-      </w:pPr>
-      <w:r>
-        <w:rPr>
-          <w:rFonts w:ascii="Consolas" w:cs="Consolas" w:eastAsia="Consolas" w:hAnsi="Consolas"/>
-          <w:sz w:val="18"/>
-          <w:szCs w:val="18"/>
-        </w:rPr>
-        <w:t xml:space="preserve">  model.w2v_path=$CKPT common.user_dir=$(pwd) hydra.run.dir=$EXP</w:t>
-      </w:r>
-    </w:p>
-    <w:p>
-      <w:pPr>
-        <w:shd w:fill="F2F2F2" w:val="clear"/>
-        <w:spacing w:after="0"/>
-      </w:pPr>
-      <w:r>
-        <w:rPr>
-          <w:rFonts w:ascii="Consolas" w:cs="Consolas" w:eastAsia="Consolas" w:hAnsi="Consolas"/>
-          <w:sz w:val="18"/>
-          <w:szCs w:val="18"/>
-        </w:rPr>
-        <w:t xml:space="preserve"># Ključne LoRA opcije u konfiguraciji:</w:t>
-      </w:r>
-    </w:p>
-    <w:p>
-      <w:pPr>
-        <w:shd w:fill="F2F2F2" w:val="clear"/>
-        <w:spacing w:after="0"/>
-      </w:pPr>
-      <w:r>
-        <w:rPr>
-          <w:rFonts w:ascii="Consolas" w:cs="Consolas" w:eastAsia="Consolas" w:hAnsi="Consolas"/>
-          <w:sz w:val="18"/>
-          <w:szCs w:val="18"/>
-        </w:rPr>
-        <w:t xml:space="preserve">#   model.lora_enable: true</w:t>
-      </w:r>
-    </w:p>
-    <w:p>
-      <w:pPr>
-        <w:shd w:fill="F2F2F2" w:val="clear"/>
-        <w:spacing w:after="0"/>
-      </w:pPr>
-      <w:r>
-        <w:rPr>
-          <w:rFonts w:ascii="Consolas" w:cs="Consolas" w:eastAsia="Consolas" w:hAnsi="Consolas"/>
-          <w:sz w:val="18"/>
-          <w:szCs w:val="18"/>
-        </w:rPr>
-        <w:t xml:space="preserve">#   model.lora_scope: decoder   (ili 'encoder' ili 'all')</w:t>
+        <w:t xml:space="preserve">Srpska adaptacija koristi LoRA konfiguracije aispeak_lora_decoder.yaml (samo dekoder) i aispeak_lora_encdec.yaml (enkoder+dekoder). Varijante skripte: 'aispeak' i 'aispeak-enc':</w:t>
+      </w:r>
+    </w:p>
+    <w:p>
+      <w:pPr>
+        <w:shd w:fill="F2F2F2" w:val="clear"/>
+        <w:spacing w:after="0"/>
+      </w:pPr>
+      <w:r>
+        <w:rPr>
+          <w:rFonts w:ascii="Consolas" w:cs="Consolas" w:eastAsia="Consolas" w:hAnsi="Consolas"/>
+          <w:sz w:val="18"/>
+          <w:szCs w:val="18"/>
+        </w:rPr>
+        <w:t xml:space="preserve">DATA=.../aispeak_ser_data \</w:t>
+      </w:r>
+    </w:p>
+    <w:p>
+      <w:pPr>
+        <w:shd w:fill="F2F2F2" w:val="clear"/>
+        <w:spacing w:after="0"/>
+      </w:pPr>
+      <w:r>
+        <w:rPr>
+          <w:rFonts w:ascii="Consolas" w:cs="Consolas" w:eastAsia="Consolas" w:hAnsi="Consolas"/>
+          <w:sz w:val="18"/>
+          <w:szCs w:val="18"/>
+        </w:rPr>
+        <w:t xml:space="preserve">CKPT=.../base_vox_433h_encoder.pt \   # enkoder izdvojen iz engleskog VSR modela</w:t>
+      </w:r>
+    </w:p>
+    <w:p>
+      <w:pPr>
+        <w:shd w:fill="F2F2F2" w:val="clear"/>
+        <w:spacing w:after="0"/>
+      </w:pPr>
+      <w:r>
+        <w:rPr>
+          <w:rFonts w:ascii="Consolas" w:cs="Consolas" w:eastAsia="Consolas" w:hAnsi="Consolas"/>
+          <w:sz w:val="18"/>
+          <w:szCs w:val="18"/>
+        </w:rPr>
+        <w:t xml:space="preserve">EXP=.../experiments/aispeak_dec \</w:t>
+      </w:r>
+    </w:p>
+    <w:p>
+      <w:pPr>
+        <w:shd w:fill="F2F2F2" w:val="clear"/>
+        <w:spacing w:after="0"/>
+      </w:pPr>
+      <w:r>
+        <w:rPr>
+          <w:rFonts w:ascii="Consolas" w:cs="Consolas" w:eastAsia="Consolas" w:hAnsi="Consolas"/>
+          <w:sz w:val="18"/>
+          <w:szCs w:val="18"/>
+        </w:rPr>
+        <w:t xml:space="preserve">bash workspace/scripts/common/run_finetune.sh aispeak      # samo dekoder</w:t>
       </w:r>
     </w:p>
     <w:p>
@@ -823,7 +925,96 @@
           <w:sz w:val="18"/>
           <w:szCs w:val="18"/>
         </w:rPr>
-        <w:t xml:space="preserve">#   model.lora_r: 8   model.lora_alpha: 16   model.lora_targets: 'q_proj,v_proj'</w:t>
+        <w:t xml:space="preserve">#  ... run_finetune.sh aispeak-enc                          # enkoder+dekoder</w:t>
+      </w:r>
+    </w:p>
+    <w:p>
+      <w:pPr>
+        <w:spacing w:after="120"/>
+      </w:pPr>
+      <w:r>
+        <w:t xml:space="preserve">Polazni enkoder se bira preko CKPT: base_vox_iter5.pt (pretrenirani) ili base_vox_433h_encoder.pt (izdvojen iz engleskog VSR modela skriptom aispeak/extract_encoder.py — engleski dekoder se odbacuje, srpski se obučava iznova).</w:t>
+      </w:r>
+    </w:p>
+    <w:p>
+      <w:pPr>
+        <w:spacing w:after="120"/>
+      </w:pPr>
+      <w:r>
+        <w:rPr>
+          <w:b/>
+          <w:bCs/>
+        </w:rPr>
+        <w:t xml:space="preserve">Ključne LoRA opcije </w:t>
+      </w:r>
+      <w:r>
+        <w:t xml:space="preserve">(u konfiguraciji): </w:t>
+      </w:r>
+      <w:r>
+        <w:rPr>
+          <w:rFonts w:ascii="Consolas" w:cs="Consolas" w:eastAsia="Consolas" w:hAnsi="Consolas"/>
+          <w:sz w:val="20"/>
+          <w:szCs w:val="20"/>
+        </w:rPr>
+        <w:t xml:space="preserve">lora_enable: true</w:t>
+      </w:r>
+      <w:r>
+        <w:t xml:space="preserve">, </w:t>
+      </w:r>
+      <w:r>
+        <w:rPr>
+          <w:rFonts w:ascii="Consolas" w:cs="Consolas" w:eastAsia="Consolas" w:hAnsi="Consolas"/>
+          <w:sz w:val="20"/>
+          <w:szCs w:val="20"/>
+        </w:rPr>
+        <w:t xml:space="preserve">lora_scope: decoder|all</w:t>
+      </w:r>
+      <w:r>
+        <w:t xml:space="preserve">, </w:t>
+      </w:r>
+      <w:r>
+        <w:rPr>
+          <w:rFonts w:ascii="Consolas" w:cs="Consolas" w:eastAsia="Consolas" w:hAnsi="Consolas"/>
+          <w:sz w:val="20"/>
+          <w:szCs w:val="20"/>
+        </w:rPr>
+        <w:t xml:space="preserve">lora_r: 8</w:t>
+      </w:r>
+      <w:r>
+        <w:t xml:space="preserve">, </w:t>
+      </w:r>
+      <w:r>
+        <w:rPr>
+          <w:rFonts w:ascii="Consolas" w:cs="Consolas" w:eastAsia="Consolas" w:hAnsi="Consolas"/>
+          <w:sz w:val="20"/>
+          <w:szCs w:val="20"/>
+        </w:rPr>
+        <w:t xml:space="preserve">lora_alpha: 16</w:t>
+      </w:r>
+      <w:r>
+        <w:t xml:space="preserve">, </w:t>
+      </w:r>
+      <w:r>
+        <w:rPr>
+          <w:rFonts w:ascii="Consolas" w:cs="Consolas" w:eastAsia="Consolas" w:hAnsi="Consolas"/>
+          <w:sz w:val="20"/>
+          <w:szCs w:val="20"/>
+        </w:rPr>
+        <w:t xml:space="preserve">lora_dropout: 0.05</w:t>
+      </w:r>
+      <w:r>
+        <w:t xml:space="preserve">, </w:t>
+      </w:r>
+      <w:r>
+        <w:rPr>
+          <w:rFonts w:ascii="Consolas" w:cs="Consolas" w:eastAsia="Consolas" w:hAnsi="Consolas"/>
+          <w:sz w:val="20"/>
+          <w:szCs w:val="20"/>
+        </w:rPr>
+        <w:t xml:space="preserve">lora_targets: 'q_proj,v_proj'</w:t>
+      </w:r>
+      <w:r>
+        <w:t xml:space="preserve">. Doprinos adaptera se skalira faktorom α/r = 16/8 = 2.</w:t>
       </w:r>
     </w:p>
     <w:p>
@@ -2802,7 +2993,21 @@
           <w:sz w:val="18"/>
           <w:szCs w:val="18"/>
         </w:rPr>
-        <w:t xml:space="preserve">av_hubert/                  zvanični repo (model + fairseq podmodul); modifikovan hubert_asr.py</w:t>
+        <w:t xml:space="preserve">av_hubert/                  zvanični repo kao git PODMODUL (model + fairseq)</w:t>
+      </w:r>
+    </w:p>
+    <w:p>
+      <w:pPr>
+        <w:shd w:fill="F2F2F2" w:val="clear"/>
+        <w:spacing w:after="0"/>
+      </w:pPr>
+      <w:r>
+        <w:rPr>
+          <w:rFonts w:ascii="Consolas" w:cs="Consolas" w:eastAsia="Consolas" w:hAnsi="Consolas"/>
+          <w:sz w:val="18"/>
+          <w:szCs w:val="18"/>
+        </w:rPr>
+        <w:t xml:space="preserve">av_hubert/PROVENANCE.md      poreklo (upstream commit-ovi) + naša LoRA izmena</w:t>
       </w:r>
     </w:p>
     <w:p>
@@ -2844,91 +3049,105 @@
           <w:sz w:val="18"/>
           <w:szCs w:val="18"/>
         </w:rPr>
-        <w:t xml:space="preserve">    lrs2_base_vsr_runpod.yaml   puni fine-tuning (24GB GPU)</w:t>
-      </w:r>
-    </w:p>
-    <w:p>
-      <w:pPr>
-        <w:shd w:fill="F2F2F2" w:val="clear"/>
-        <w:spacing w:after="0"/>
-      </w:pPr>
-      <w:r>
-        <w:rPr>
-          <w:rFonts w:ascii="Consolas" w:cs="Consolas" w:eastAsia="Consolas" w:hAnsi="Consolas"/>
-          <w:sz w:val="18"/>
-          <w:szCs w:val="18"/>
-        </w:rPr>
-        <w:t xml:space="preserve">    lrs3_base_vsr_lora.yaml     LoRA fine-tuning</w:t>
-      </w:r>
-    </w:p>
-    <w:p>
-      <w:pPr>
-        <w:shd w:fill="F2F2F2" w:val="clear"/>
-        <w:spacing w:after="0"/>
-      </w:pPr>
-      <w:r>
-        <w:rPr>
-          <w:rFonts w:ascii="Consolas" w:cs="Consolas" w:eastAsia="Consolas" w:hAnsi="Consolas"/>
-          <w:sz w:val="18"/>
-          <w:szCs w:val="18"/>
-        </w:rPr>
-        <w:t xml:space="preserve">    lrs2_base_vsr_1gpu.yaml     rezerva za 4GB GPU</w:t>
-      </w:r>
-    </w:p>
-    <w:p>
-      <w:pPr>
-        <w:shd w:fill="F2F2F2" w:val="clear"/>
-        <w:spacing w:after="0"/>
-      </w:pPr>
-      <w:r>
-        <w:rPr>
-          <w:rFonts w:ascii="Consolas" w:cs="Consolas" w:eastAsia="Consolas" w:hAnsi="Consolas"/>
-          <w:sz w:val="18"/>
-          <w:szCs w:val="18"/>
-        </w:rPr>
-        <w:t xml:space="preserve">  scripts/                  skripte:</w:t>
-      </w:r>
-    </w:p>
-    <w:p>
-      <w:pPr>
-        <w:shd w:fill="F2F2F2" w:val="clear"/>
-        <w:spacing w:after="0"/>
-      </w:pPr>
-      <w:r>
-        <w:rPr>
-          <w:rFonts w:ascii="Consolas" w:cs="Consolas" w:eastAsia="Consolas" w:hAnsi="Consolas"/>
-          <w:sz w:val="18"/>
-          <w:szCs w:val="18"/>
-        </w:rPr>
-        <w:t xml:space="preserve">    lrs3_make_subset.py, lrs3_test_from_parquet.py, lrs3_build_manifest.py</w:t>
-      </w:r>
-    </w:p>
-    <w:p>
-      <w:pPr>
-        <w:shd w:fill="F2F2F2" w:val="clear"/>
-        <w:spacing w:after="0"/>
-      </w:pPr>
-      <w:r>
-        <w:rPr>
-          <w:rFonts w:ascii="Consolas" w:cs="Consolas" w:eastAsia="Consolas" w:hAnsi="Consolas"/>
-          <w:sz w:val="18"/>
-          <w:szCs w:val="18"/>
-        </w:rPr>
-        <w:t xml:space="preserve">    preprocess_lrs3_subset.sh, download_lrs3.sh, download_checkpoint.sh</w:t>
-      </w:r>
-    </w:p>
-    <w:p>
-      <w:pPr>
-        <w:shd w:fill="F2F2F2" w:val="clear"/>
-        <w:spacing w:after="0"/>
-      </w:pPr>
-      <w:r>
-        <w:rPr>
-          <w:rFonts w:ascii="Consolas" w:cs="Consolas" w:eastAsia="Consolas" w:hAnsi="Consolas"/>
-          <w:sz w:val="18"/>
-          <w:szCs w:val="18"/>
-        </w:rPr>
-        <w:t xml:space="preserve">    setup_runpod.sh, sync_to_runpod.sh, inspect_model.py, lora.py</w:t>
+        <w:t xml:space="preserve">    lrs3_base_vsr_lora.yaml       LoRA na LRS3</w:t>
+      </w:r>
+    </w:p>
+    <w:p>
+      <w:pPr>
+        <w:shd w:fill="F2F2F2" w:val="clear"/>
+        <w:spacing w:after="0"/>
+      </w:pPr>
+      <w:r>
+        <w:rPr>
+          <w:rFonts w:ascii="Consolas" w:cs="Consolas" w:eastAsia="Consolas" w:hAnsi="Consolas"/>
+          <w:sz w:val="18"/>
+          <w:szCs w:val="18"/>
+        </w:rPr>
+        <w:t xml:space="preserve">    aispeak_lora_decoder.yaml     srpski LoRA (samo dekoder)</w:t>
+      </w:r>
+    </w:p>
+    <w:p>
+      <w:pPr>
+        <w:shd w:fill="F2F2F2" w:val="clear"/>
+        <w:spacing w:after="0"/>
+      </w:pPr>
+      <w:r>
+        <w:rPr>
+          <w:rFonts w:ascii="Consolas" w:cs="Consolas" w:eastAsia="Consolas" w:hAnsi="Consolas"/>
+          <w:sz w:val="18"/>
+          <w:szCs w:val="18"/>
+        </w:rPr>
+        <w:t xml:space="preserve">    aispeak_lora_encdec.yaml      srpski LoRA (enkoder+dekoder)</w:t>
+      </w:r>
+    </w:p>
+    <w:p>
+      <w:pPr>
+        <w:shd w:fill="F2F2F2" w:val="clear"/>
+        <w:spacing w:after="0"/>
+      </w:pPr>
+      <w:r>
+        <w:rPr>
+          <w:rFonts w:ascii="Consolas" w:cs="Consolas" w:eastAsia="Consolas" w:hAnsi="Consolas"/>
+          <w:sz w:val="18"/>
+          <w:szCs w:val="18"/>
+        </w:rPr>
+        <w:t xml:space="preserve">  scripts/</w:t>
+      </w:r>
+    </w:p>
+    <w:p>
+      <w:pPr>
+        <w:shd w:fill="F2F2F2" w:val="clear"/>
+        <w:spacing w:after="0"/>
+      </w:pPr>
+      <w:r>
+        <w:rPr>
+          <w:rFonts w:ascii="Consolas" w:cs="Consolas" w:eastAsia="Consolas" w:hAnsi="Consolas"/>
+          <w:sz w:val="18"/>
+          <w:szCs w:val="18"/>
+        </w:rPr>
+        <w:t xml:space="preserve">    common/    lora.py, inspect_model.py, download_*, run_finetune.sh, evaluate.sh</w:t>
+      </w:r>
+    </w:p>
+    <w:p>
+      <w:pPr>
+        <w:shd w:fill="F2F2F2" w:val="clear"/>
+        <w:spacing w:after="0"/>
+      </w:pPr>
+      <w:r>
+        <w:rPr>
+          <w:rFonts w:ascii="Consolas" w:cs="Consolas" w:eastAsia="Consolas" w:hAnsi="Consolas"/>
+          <w:sz w:val="18"/>
+          <w:szCs w:val="18"/>
+        </w:rPr>
+        <w:t xml:space="preserve">    lrs3/      make_subset.py, test_from_parquet.py, build_manifest.py, preprocess.sh</w:t>
+      </w:r>
+    </w:p>
+    <w:p>
+      <w:pPr>
+        <w:shd w:fill="F2F2F2" w:val="clear"/>
+        <w:spacing w:after="0"/>
+      </w:pPr>
+      <w:r>
+        <w:rPr>
+          <w:rFonts w:ascii="Consolas" w:cs="Consolas" w:eastAsia="Consolas" w:hAnsi="Consolas"/>
+          <w:sz w:val="18"/>
+          <w:szCs w:val="18"/>
+        </w:rPr>
+        <w:t xml:space="preserve">    aispeak/   prepare.py, build_manifest.py, extract_encoder.py, validate_crops.py, preprocess.sh</w:t>
+      </w:r>
+    </w:p>
+    <w:p>
+      <w:pPr>
+        <w:shd w:fill="F2F2F2" w:val="clear"/>
+        <w:spacing w:after="0"/>
+      </w:pPr>
+      <w:r>
+        <w:rPr>
+          <w:rFonts w:ascii="Consolas" w:cs="Consolas" w:eastAsia="Consolas" w:hAnsi="Consolas"/>
+          <w:sz w:val="18"/>
+          <w:szCs w:val="18"/>
+        </w:rPr>
+        <w:t xml:space="preserve">    infra/     setup_env.sh, sync_remote.sh</w:t>
       </w:r>
     </w:p>
     <w:p>
@@ -2956,7 +3175,7 @@
           <w:sz w:val="18"/>
           <w:szCs w:val="18"/>
         </w:rPr>
-        <w:t xml:space="preserve">  experiments/              rezultati obuke (checkpoint, log, dekodiranje)</w:t>
+        <w:t xml:space="preserve">  experiments/              rezultati obuke (log, WER, dekodiranje)</w:t>
       </w:r>
     </w:p>
     <w:p>
@@ -2970,7 +3189,7 @@
           <w:sz w:val="18"/>
           <w:szCs w:val="18"/>
         </w:rPr>
-        <w:t xml:space="preserve">data/lrs3_raw/              LRS3 podaci (trainval, test, video ROI, audio, manifesti)</w:t>
+        <w:t xml:space="preserve">data/                       LRS3 i AI-SPEAK podaci (ROI 96×96, audio, manifesti)</w:t>
       </w:r>
     </w:p>
     <w:sectPr>
